--- a/dossier-conformite-2026/livrables/03_Parcours_stagiaire/CONV-03_Convention_de_formation.docx
+++ b/dossier-conformite-2026/livrables/03_Parcours_stagiaire/CONV-03_Convention_de_formation.docx
@@ -16,7 +16,7 @@
       <w:r>
         <w:rPr>
           <w:b/>
-          <w:color w:val="C9A94D"/>
+          <w:color w:val="8A6D1F"/>
           <w:sz w:val="28"/>
         </w:rPr>
         <w:t>Articles L.6353-1 et L.6353-2 du code du travail</w:t>
@@ -40,14 +40,15 @@
         <w:rPr>
           <w:b w:val="0"/>
         </w:rPr>
-        <w:t xml:space="preserve"> l'organisme de formation YEBA FORMATIONS, SIRET 814 622 262 00032, NDA 04973676397 (enregistré auprès du préfet de région Réunion), représenté par Aurélien LUMEKA, directeur, </w:t>
+        <w:t xml:space="preserve"> l'organisme de formation YEBA FORMATIONS, SIRET 814 622 262 00032, NDA 04973676397 (enregistré auprès du préfet de région Réunion), entreprise individuelle représentée par Aurélien LUMEKA, </w:t>
       </w:r>
       <w:r>
         <w:rPr>
-          <w:b w:val="0"/>
-          <w:highlight w:val="yellow"/>
+          <w:b/>
+          <w:i/>
+          <w:color w:val="8A6D1F"/>
         </w:rPr>
-        <w:t>[À COMPLÉTER : adresse du siège]</w:t>
+        <w:t>[À COMPLÉTER : adresse du siège si différente du lieu de formation]</w:t>
       </w:r>
       <w:r>
         <w:rPr>
@@ -71,8 +72,9 @@
       </w:r>
       <w:r>
         <w:rPr>
-          <w:b w:val="0"/>
-          <w:highlight w:val="yellow"/>
+          <w:b/>
+          <w:i/>
+          <w:color w:val="8A6D1F"/>
         </w:rPr>
         <w:t>[À COMPLÉTER : raison sociale du client / financeur, SIRET, adresse, représentant]</w:t>
       </w:r>
@@ -100,8 +102,9 @@
       </w:r>
       <w:r>
         <w:rPr>
-          <w:b w:val="0"/>
-          <w:highlight w:val="yellow"/>
+          <w:b/>
+          <w:i/>
+          <w:color w:val="8A6D1F"/>
         </w:rPr>
         <w:t>[À COMPLÉTER : intitulé, RNCP]</w:t>
       </w:r>
@@ -129,8 +132,9 @@
       </w:r>
       <w:r>
         <w:rPr>
-          <w:b w:val="0"/>
-          <w:highlight w:val="yellow"/>
+          <w:b/>
+          <w:i/>
+          <w:color w:val="8A6D1F"/>
         </w:rPr>
         <w:t>[À COMPLÉTER]</w:t>
       </w:r>
@@ -142,8 +146,9 @@
       </w:r>
       <w:r>
         <w:rPr>
-          <w:b w:val="0"/>
-          <w:highlight w:val="yellow"/>
+          <w:b/>
+          <w:i/>
+          <w:color w:val="8A6D1F"/>
         </w:rPr>
         <w:t>[À COMPLÉTER]</w:t>
       </w:r>
@@ -155,8 +160,9 @@
       </w:r>
       <w:r>
         <w:rPr>
-          <w:b w:val="0"/>
-          <w:highlight w:val="yellow"/>
+          <w:b/>
+          <w:i/>
+          <w:color w:val="8A6D1F"/>
         </w:rPr>
         <w:t>[À COMPLÉTER]</w:t>
       </w:r>
@@ -168,8 +174,9 @@
       </w:r>
       <w:r>
         <w:rPr>
-          <w:b w:val="0"/>
-          <w:highlight w:val="yellow"/>
+          <w:b/>
+          <w:i/>
+          <w:color w:val="8A6D1F"/>
         </w:rPr>
         <w:t>[À COMPLÉTER]</w:t>
       </w:r>
@@ -177,33 +184,7 @@
         <w:rPr>
           <w:b w:val="0"/>
         </w:rPr>
-        <w:t xml:space="preserve">, horaires </w:t>
-      </w:r>
-      <w:r>
-        <w:rPr>
-          <w:b w:val="0"/>
-          <w:highlight w:val="yellow"/>
-        </w:rPr>
-        <w:t>[À COMPLÉTER]</w:t>
-      </w:r>
-      <w:r>
-        <w:rPr>
-          <w:b w:val="0"/>
-        </w:rPr>
-        <w:t xml:space="preserve">. Lieu : </w:t>
-      </w:r>
-      <w:r>
-        <w:rPr>
-          <w:b w:val="0"/>
-          <w:highlight w:val="yellow"/>
-        </w:rPr>
-        <w:t>[À COMPLÉTER]</w:t>
-      </w:r>
-      <w:r>
-        <w:rPr>
-          <w:b w:val="0"/>
-        </w:rPr>
-        <w:t>.</w:t>
+        <w:t>. Horaires : 8 h 00 – 12 h 00 et 13 h 00 – 16 h 00. Lieu : Secrétariat Center, 7 rue Henri Cornu, 97490 Saint-Denis.</w:t>
       </w:r>
     </w:p>
     <w:p>
@@ -255,8 +236,9 @@
       </w:r>
       <w:r>
         <w:rPr>
-          <w:b w:val="0"/>
-          <w:highlight w:val="yellow"/>
+          <w:b/>
+          <w:i/>
+          <w:color w:val="8A6D1F"/>
         </w:rPr>
         <w:t>[À COMPLÉTER]</w:t>
       </w:r>
@@ -268,8 +250,9 @@
       </w:r>
       <w:r>
         <w:rPr>
-          <w:b w:val="0"/>
-          <w:highlight w:val="yellow"/>
+          <w:b/>
+          <w:i/>
+          <w:color w:val="8A6D1F"/>
         </w:rPr>
         <w:t>[À VÉRIFIER : attestation d'exonération]</w:t>
       </w:r>
@@ -281,8 +264,9 @@
       </w:r>
       <w:r>
         <w:rPr>
-          <w:b w:val="0"/>
-          <w:highlight w:val="yellow"/>
+          <w:b/>
+          <w:i/>
+          <w:color w:val="8A6D1F"/>
         </w:rPr>
         <w:t>[À COMPLÉTER : ex. 30 % à l'entrée, 40 % à mi-parcours, 30 % à la fin, sur présentation des émargements]</w:t>
       </w:r>
@@ -310,8 +294,9 @@
       </w:r>
       <w:r>
         <w:rPr>
-          <w:b w:val="0"/>
-          <w:highlight w:val="yellow"/>
+          <w:b/>
+          <w:i/>
+          <w:color w:val="8A6D1F"/>
         </w:rPr>
         <w:t>[À COMPLÉTER]</w:t>
       </w:r>
@@ -323,8 +308,9 @@
       </w:r>
       <w:r>
         <w:rPr>
-          <w:b w:val="0"/>
-          <w:highlight w:val="yellow"/>
+          <w:b/>
+          <w:i/>
+          <w:color w:val="8A6D1F"/>
         </w:rPr>
         <w:t>[À COMPLÉTER]</w:t>
       </w:r>
@@ -379,6 +365,7 @@
       <w:tblPr>
         <w:tblStyle w:val="TableGrid"/>
         <w:tblW w:type="auto" w:w="0"/>
+        <w:tblLayout w:type="fixed"/>
         <w:tblLook w:firstColumn="1" w:firstRow="1" w:lastColumn="0" w:lastRow="0" w:noHBand="0" w:noVBand="1" w:val="04A0"/>
       </w:tblPr>
       <w:tblGrid>
@@ -389,12 +376,13 @@
         <w:tc>
           <w:tcPr>
             <w:tcW w:type="dxa" w:w="4819"/>
-            <w:shd w:val="clear" w:color="auto" w:fill="F2F2F2"/>
+            <w:shd w:val="clear" w:color="auto" w:fill="E8EEF7"/>
           </w:tcPr>
           <w:p>
             <w:r>
               <w:rPr>
                 <w:b/>
+                <w:color w:val="1B3A6B"/>
                 <w:sz w:val="22"/>
               </w:rPr>
               <w:t>Pour YEBA FORMATIONS</w:t>
@@ -404,12 +392,13 @@
         <w:tc>
           <w:tcPr>
             <w:tcW w:type="dxa" w:w="4819"/>
-            <w:shd w:val="clear" w:color="auto" w:fill="F2F2F2"/>
+            <w:shd w:val="clear" w:color="auto" w:fill="E8EEF7"/>
           </w:tcPr>
           <w:p>
             <w:r>
               <w:rPr>
                 <w:b/>
+                <w:color w:val="1B3A6B"/>
                 <w:sz w:val="22"/>
               </w:rPr>
               <w:t>Pour le client</w:t>
@@ -418,6 +407,9 @@
         </w:tc>
       </w:tr>
       <w:tr>
+        <w:trPr>
+          <w:cantSplit w:val="true"/>
+        </w:trPr>
         <w:tc>
           <w:tcPr>
             <w:tcW w:type="dxa" w:w="4819"/>
@@ -482,12 +474,14 @@
     </w:pPr>
     <w:r>
       <w:rPr>
+        <w:color w:val="1B3A6B"/>
         <w:sz w:val="18"/>
       </w:rPr>
-      <w:t xml:space="preserve">CONV-03  —  YEBA FORMATIONS — SIRET 814 622 262 00032 — Version 2026-10 — Page </w:t>
+      <w:t xml:space="preserve">CONV-03   |   YEBA FORMATIONS — SIRET 814 622 262 00032 — Version 2026-10   |   Page </w:t>
     </w:r>
     <w:r>
       <w:rPr>
+        <w:color w:val="1B3A6B"/>
         <w:sz w:val="18"/>
       </w:rPr>
       <w:fldChar w:fldCharType="begin"/>
@@ -507,7 +501,7 @@
     <w:r>
       <w:drawing>
         <wp:inline xmlns:a="http://schemas.openxmlformats.org/drawingml/2006/main" xmlns:pic="http://schemas.openxmlformats.org/drawingml/2006/picture">
-          <wp:extent cx="676510" cy="576000"/>
+          <wp:extent cx="634228" cy="540000"/>
           <wp:docPr id="1" name="Picture 1"/>
           <wp:cNvGraphicFramePr>
             <a:graphicFrameLocks noChangeAspect="1"/>
@@ -528,7 +522,7 @@
                 <pic:spPr>
                   <a:xfrm>
                     <a:off x="0" y="0"/>
-                    <a:ext cx="676510" cy="576000"/>
+                    <a:ext cx="634228" cy="540000"/>
                   </a:xfrm>
                   <a:prstGeom prst="rect"/>
                 </pic:spPr>
@@ -540,10 +534,11 @@
     </w:r>
     <w:r>
       <w:rPr>
+        <w:b/>
         <w:color w:val="1B3A6B"/>
         <w:sz w:val="18"/>
       </w:rPr>
-      <w:t xml:space="preserve">    YEBA FORMATIONS  |  NDA 04973676397  |  Qualiopi 25FOR02027.1</w:t>
+      <w:t xml:space="preserve">     YEBA FORMATIONS   |   NDA 04973676397   |   Qualiopi 25FOR02027.1</w:t>
     </w:r>
   </w:p>
 </w:hdr>
@@ -1030,8 +1025,8 @@
       <w:rFonts w:asciiTheme="majorHAnsi" w:eastAsiaTheme="majorEastAsia" w:hAnsiTheme="majorHAnsi" w:cstheme="majorBidi" w:ascii="Arial" w:hAnsi="Arial"/>
       <w:b/>
       <w:bCs/>
-      <w:color w:val="C9A94D"/>
-      <w:sz w:val="26"/>
+      <w:color w:val="8A6D1F"/>
+      <w:sz w:val="28"/>
     </w:rPr>
   </w:style>
   <w:style w:type="paragraph" w:styleId="Heading4">
@@ -1449,6 +1444,10 @@
       </w:numPr>
       <w:contextualSpacing/>
     </w:pPr>
+    <w:rPr>
+      <w:rFonts w:ascii="Arial" w:hAnsi="Arial"/>
+      <w:sz w:val="24"/>
+    </w:rPr>
   </w:style>
   <w:style w:type="paragraph" w:styleId="ListBullet2">
     <w:name w:val="List Bullet 2"/>
@@ -1488,6 +1487,10 @@
       </w:numPr>
       <w:contextualSpacing/>
     </w:pPr>
+    <w:rPr>
+      <w:rFonts w:ascii="Arial" w:hAnsi="Arial"/>
+      <w:sz w:val="24"/>
+    </w:rPr>
   </w:style>
   <w:style w:type="paragraph" w:styleId="ListNumber2">
     <w:name w:val="List Number 2"/>
